--- a/docs/manuals/OPELSS_Lab_Trainee_Manual.docx
+++ b/docs/manuals/OPELSS_Lab_Trainee_Manual.docx
@@ -1107,7 +1107,209 @@
         <w:spacing w:after="120"/>
       </w:pPr>
       <w:r>
-        <w:t xml:space="preserve">Use the Programmes page to record the training programmes and sessions running in your lab. Add, edit and delete programmes the same way as assets — add with the button, or select a row to edit or delete.</w:t>
+        <w:t xml:space="preserve">Use the Programmes page to record the community programmes and sessions you run in your lab — what the programme was, when it ran, how many people attended, and who facilitated it.</w:t>
+      </w:r>
+    </w:p>
+    <w:p>
+      <w:pPr>
+        <w:pStyle w:val="Heading2"/>
+      </w:pPr>
+      <w:r>
+        <w:t xml:space="preserve">Logging a programme</w:t>
+      </w:r>
+    </w:p>
+    <w:p>
+      <w:pPr>
+        <w:pStyle w:val="ListParagraph"/>
+        <w:numPr>
+          <w:ilvl w:val="0"/>
+          <w:numId w:val="3"/>
+        </w:numPr>
+        <w:spacing w:after="40"/>
+      </w:pPr>
+      <w:r>
+        <w:t xml:space="preserve">Click the green “Log Programme” button. A form opens in the middle of the screen.</w:t>
+      </w:r>
+    </w:p>
+    <w:p>
+      <w:pPr>
+        <w:pStyle w:val="ListParagraph"/>
+        <w:numPr>
+          <w:ilvl w:val="0"/>
+          <w:numId w:val="3"/>
+        </w:numPr>
+        <w:spacing w:after="40"/>
+      </w:pPr>
+      <w:r>
+        <w:t xml:space="preserve">Fill in the programme title, objective and target audience.</w:t>
+      </w:r>
+    </w:p>
+    <w:p>
+      <w:pPr>
+        <w:pStyle w:val="ListParagraph"/>
+        <w:numPr>
+          <w:ilvl w:val="0"/>
+          <w:numId w:val="3"/>
+        </w:numPr>
+        <w:spacing w:after="40"/>
+      </w:pPr>
+      <w:r>
+        <w:t xml:space="preserve">Enter the attendance count and describe the activities that were done.</w:t>
+      </w:r>
+    </w:p>
+    <w:p>
+      <w:pPr>
+        <w:pStyle w:val="ListParagraph"/>
+        <w:numPr>
+          <w:ilvl w:val="0"/>
+          <w:numId w:val="3"/>
+        </w:numPr>
+        <w:spacing w:after="40"/>
+      </w:pPr>
+      <w:r>
+        <w:t xml:space="preserve">Choose the date, start time and end time.</w:t>
+      </w:r>
+    </w:p>
+    <w:p>
+      <w:pPr>
+        <w:pStyle w:val="ListParagraph"/>
+        <w:numPr>
+          <w:ilvl w:val="0"/>
+          <w:numId w:val="3"/>
+        </w:numPr>
+        <w:spacing w:after="40"/>
+      </w:pPr>
+      <w:r>
+        <w:t xml:space="preserve">Under “Facilitated By”, select everyone who ran the programme. To select more than one person, hold Ctrl (or Cmd on a Mac) while clicking each name.</w:t>
+      </w:r>
+    </w:p>
+    <w:p>
+      <w:pPr>
+        <w:pStyle w:val="ListParagraph"/>
+        <w:numPr>
+          <w:ilvl w:val="0"/>
+          <w:numId w:val="3"/>
+        </w:numPr>
+        <w:spacing w:after="40"/>
+      </w:pPr>
+      <w:r>
+        <w:t xml:space="preserve">Click “Log Programme”. The programme appears in the table straight away.</w:t>
+      </w:r>
+    </w:p>
+    <w:p>
+      <w:pPr>
+        <w:pStyle w:val="Heading2"/>
+      </w:pPr>
+      <w:r>
+        <w:t xml:space="preserve">Recording who facilitated</w:t>
+      </w:r>
+    </w:p>
+    <w:p>
+      <w:pPr>
+        <w:spacing w:after="120"/>
+      </w:pPr>
+      <w:r>
+        <w:t xml:space="preserve">“Facilitated By” is the record of who actually ran the programme. You must select at least one person, and you can select as many as you need — if three people ran a session together, select all three.</w:t>
+      </w:r>
+    </w:p>
+    <w:p>
+      <w:pPr>
+        <w:spacing w:after="120"/>
+      </w:pPr>
+      <w:r>
+        <w:t xml:space="preserve">This is separate from who captured the record. If you log a programme that a colleague ran, select your colleague under “Facilitated By” — not yourself. This is what HQ uses to see who delivered which programmes, so it is worth getting right.</w:t>
+      </w:r>
+    </w:p>
+    <w:p>
+      <w:pPr>
+        <w:spacing w:after="120"/>
+      </w:pPr>
+      <w:r>
+        <w:t xml:space="preserve">Anyone with an OPELSS account can be selected as a facilitator.</w:t>
+      </w:r>
+    </w:p>
+    <w:p>
+      <w:pPr>
+        <w:pStyle w:val="Heading2"/>
+      </w:pPr>
+      <w:r>
+        <w:t xml:space="preserve">Finding a programme</w:t>
+      </w:r>
+    </w:p>
+    <w:p>
+      <w:pPr>
+        <w:spacing w:after="120"/>
+      </w:pPr>
+      <w:r>
+        <w:t xml:space="preserve">Use the filters above the table to narrow the list, then click “Apply”:</w:t>
+      </w:r>
+    </w:p>
+    <w:p>
+      <w:pPr>
+        <w:pStyle w:val="ListParagraph"/>
+        <w:numPr>
+          <w:ilvl w:val="0"/>
+          <w:numId w:val="3"/>
+        </w:numPr>
+        <w:spacing w:after="40"/>
+      </w:pPr>
+      <w:r>
+        <w:t xml:space="preserve">From and To — show only programmes that ran between two dates.</w:t>
+      </w:r>
+    </w:p>
+    <w:p>
+      <w:pPr>
+        <w:pStyle w:val="ListParagraph"/>
+        <w:numPr>
+          <w:ilvl w:val="0"/>
+          <w:numId w:val="3"/>
+        </w:numPr>
+        <w:spacing w:after="40"/>
+      </w:pPr>
+      <w:r>
+        <w:t xml:space="preserve">Facilitated By — show only the programmes a particular person ran.</w:t>
+      </w:r>
+    </w:p>
+    <w:p>
+      <w:pPr>
+        <w:spacing w:after="120"/>
+      </w:pPr>
+      <w:r>
+        <w:t xml:space="preserve">Click “Reset” to clear the filters and see everything again.</w:t>
+      </w:r>
+    </w:p>
+    <w:p>
+      <w:pPr>
+        <w:pStyle w:val="Heading2"/>
+      </w:pPr>
+      <w:r>
+        <w:t xml:space="preserve">Editing and deleting</w:t>
+      </w:r>
+    </w:p>
+    <w:p>
+      <w:pPr>
+        <w:pStyle w:val="ListParagraph"/>
+        <w:numPr>
+          <w:ilvl w:val="0"/>
+          <w:numId w:val="3"/>
+        </w:numPr>
+        <w:spacing w:after="40"/>
+      </w:pPr>
+      <w:r>
+        <w:t xml:space="preserve">To change a programme, click its row to select it, then click “Edit”. You can update any detail, including adding or removing facilitators.</w:t>
+      </w:r>
+    </w:p>
+    <w:p>
+      <w:pPr>
+        <w:pStyle w:val="ListParagraph"/>
+        <w:numPr>
+          <w:ilvl w:val="0"/>
+          <w:numId w:val="3"/>
+        </w:numPr>
+        <w:spacing w:after="40"/>
+      </w:pPr>
+      <w:r>
+        <w:t xml:space="preserve">To remove a programme, select its row, click “Delete”, then confirm.</w:t>
       </w:r>
     </w:p>
     <w:p>
